--- a/testakten/versausgleich-haerte-bgh-schaefer-nuernberg/15_strategie_und_akteneinblick.docx
+++ b/testakten/versausgleich-haerte-bgh-schaefer-nuernberg/15_strategie_und_akteneinblick.docx
@@ -29,16 +29,7 @@
         <w:jc w:val="left"/>
       </w:pPr>
       <w:r>
-        <w:t xml:space="preserve">Vor dem Bundesgerichtshof müssen die Beteiligten in Familiensachen (außer Unterhaltssachen, in denen § 78 ZPO ggf. anders gilt) durch einen </w:t>
-      </w:r>
-      <w:r>
-        <w:rPr>
-          <w:b/>
-        </w:rPr>
-        <w:t>beim Bundesgerichtshof zugelassenen Rechtsanwalt</w:t>
-      </w:r>
-      <w:r>
-        <w:t xml:space="preserve"> vertreten werden (§ 114 Abs. 2 FamFG, § 78 Abs. 1 Satz 3 ZPO). Die ortsansässige Kanzlei Söll Rödelsteiner &amp; Partner mbB bleibt Korrespondenzanwalt der Mandantin und sorgt für die organisatorische und tatsächliche Betreuung. Die rechtliche Würdigung und der Vortrag vor dem BGH liegen in der Verantwortung des beauftragten BGH-Anwalts.</w:t>
+        <w:t>Vor dem Bundesgerichtshof müssen die Beteiligten in Familiensachen (außer Unterhaltssachen, in denen Paragraf 78 ZPO ggf. anders gilt) durch einen beim Bundesgerichtshof zugelassenen Rechtsanwalt vertreten werden (Paragraf 114 Abs. 2 FamFG, Paragraf 78 Abs. 1 Satz 3 ZPO). Die ortsansässige Kanzlei Söll Rödelsteiner &amp; Partner mbB bleibt Korrespondenzanwalt der Mandantin und sorgt für die organisatorische und tatsächliche Betreuung. Die rechtliche Würdigung und der Vortrag vor dem BGH liegen in der Verantwortung des beauftragten BGH-Anwalts.</w:t>
       </w:r>
     </w:p>
     <w:p>
@@ -108,7 +99,7 @@
         <w:pStyle w:val="ListNumber"/>
       </w:pPr>
       <w:r>
-        <w:t>die Zulässigkeit der Rechtsbeschwerde nach § 70 FamFG;</w:t>
+        <w:t>die Zulässigkeit der Rechtsbeschwerde nach Paragraf 70 FamFG;</w:t>
       </w:r>
     </w:p>
     <w:p>
@@ -116,7 +107,7 @@
         <w:pStyle w:val="ListNumber"/>
       </w:pPr>
       <w:r>
-        <w:t>das Vorliegen eines absoluten Rechtsbeschwerdegrundes (§ 547 ZPO i. V. m. § 113 FamFG);</w:t>
+        <w:t>das Vorliegen eines absoluten Rechtsbeschwerdegrundes (Paragraf 547 ZPO i. V. m. Paragraf 113 FamFG);</w:t>
       </w:r>
     </w:p>
     <w:p>
@@ -132,13 +123,7 @@
         <w:jc w:val="left"/>
       </w:pPr>
       <w:r>
-        <w:rPr>
-          <w:b/>
-        </w:rPr>
-        <w:t>Diese Akte enthält bewusst keine Empfehlung zur Erfolgsaussicht der Rechtsbeschwerde.</w:t>
-      </w:r>
-      <w:r>
-        <w:t xml:space="preserve"> Die Erfolgsaussichtsprüfung ist allein Aufgabe der beim BGH zugelassenen Rechtsanwaltschaft.</w:t>
+        <w:t>Der Übergabevermerk hält die Tatsachen- und Belegstränge fest. Die Erfolgsaussicht wird nach vollständiger Aktenübernahme und Prüfung der Rechtsbeschwerdegründe durch den beauftragten beim Bundesgerichtshof zugelassenen Rechtsanwalt beurteilt.</w:t>
       </w:r>
     </w:p>
     <w:p>
@@ -165,7 +150,7 @@
         <w:pStyle w:val="ListNumber"/>
       </w:pPr>
       <w:r>
-        <w:t>Verkennung des Ausnahmecharakters von § 27 VersAusglG (Aktenstück 11 / 12)</w:t>
+        <w:t>Verkennung des Ausnahmecharakters von Paragraf 27 VersAusglG (Aktenstück 11 / 12)</w:t>
       </w:r>
     </w:p>
     <w:p>
@@ -181,7 +166,7 @@
         <w:pStyle w:val="ListNumber"/>
       </w:pPr>
       <w:r>
-        <w:t>Verkennung des § 8 der notariellen Vereinbarung 11.11.2021 (Aktenstück 05)</w:t>
+        <w:t>Verkennung des Paragrafen 8 der notariellen Vereinbarung 11.11.2021 (Aktenstück 05)</w:t>
       </w:r>
     </w:p>
     <w:p>
@@ -197,7 +182,7 @@
         <w:pStyle w:val="ListNumber"/>
       </w:pPr>
       <w:r>
-        <w:t>Vermögensherkunft Erbschaft (Aktenstück 04, § 1374 Abs. 2 BGB-Privilegierung)</w:t>
+        <w:t>Vermögensherkunft Erbschaft (Aktenstück 04, Paragraf 1374 Abs. 2 BGB-Privilegierung)</w:t>
       </w:r>
     </w:p>
     <w:p>
@@ -259,13 +244,100 @@
       </w:r>
     </w:p>
     <w:sectPr>
+      <w:headerReference w:type="default" r:id="rId9"/>
+      <w:footerReference w:type="default" r:id="rId10"/>
       <w:pgSz w:w="11906" w:h="16838"/>
-      <w:pgMar w:top="1417" w:right="1417" w:bottom="1417" w:left="1417" w:header="720" w:footer="720" w:gutter="0"/>
+      <w:pgMar w:top="1417" w:right="1417" w:bottom="1417" w:left="1417" w:header="680" w:footer="567" w:gutter="0"/>
       <w:cols w:space="720"/>
       <w:docGrid w:linePitch="360"/>
     </w:sectPr>
   </w:body>
 </w:document>
+</file>
+
+<file path=word/footer1.xml><?xml version="1.0" encoding="utf-8"?>
+<w:ftr xmlns:m="http://schemas.openxmlformats.org/officeDocument/2006/math" xmlns:mc="http://schemas.openxmlformats.org/markup-compatibility/2006" xmlns:mo="http://schemas.microsoft.com/office/mac/office/2008/main" xmlns:mv="urn:schemas-microsoft-com:mac:vml" xmlns:o="urn:schemas-microsoft-com:office:office" xmlns:r="http://schemas.openxmlformats.org/officeDocument/2006/relationships" xmlns:v="urn:schemas-microsoft-com:vml" xmlns:w10="urn:schemas-microsoft-com:office:word" xmlns:w14="http://schemas.microsoft.com/office/word/2010/wordml" xmlns:w="http://schemas.openxmlformats.org/wordprocessingml/2006/main" xmlns:wne="http://schemas.microsoft.com/office/word/2006/wordml" xmlns:wp14="http://schemas.microsoft.com/office/word/2010/wordprocessingDrawing" xmlns:wp="http://schemas.openxmlformats.org/drawingml/2006/wordprocessingDrawing" xmlns:wpc="http://schemas.microsoft.com/office/word/2010/wordprocessingCanvas" xmlns:wpg="http://schemas.microsoft.com/office/word/2010/wordprocessingGroup" xmlns:wpi="http://schemas.microsoft.com/office/word/2010/wordprocessingInk" xmlns:wps="http://schemas.microsoft.com/office/word/2010/wordprocessingShape" mc:Ignorable="w14 wp14">
+  <w:p>
+    <w:pPr>
+      <w:pStyle w:val="Footer"/>
+      <w:tabs>
+        <w:tab w:pos="9071" w:val="right"/>
+      </w:tabs>
+      <w:jc w:val="left"/>
+    </w:pPr>
+    <w:r>
+      <w:rPr>
+        <w:rFonts w:ascii="Times New Roman" w:hAnsi="Times New Roman"/>
+        <w:color w:val="6B6B66"/>
+        <w:sz w:val="16"/>
+      </w:rPr>
+    </w:r>
+    <w:r>
+      <w:rPr>
+        <w:rFonts w:ascii="Times New Roman" w:hAnsi="Times New Roman"/>
+        <w:color w:val="6B6B66"/>
+        <w:sz w:val="16"/>
+      </w:rPr>
+      <w:t>die vollständigen Gerichtsakten (eAkte beA</w:t>
+    </w:r>
+    <w:r>
+      <w:rPr>
+        <w:rFonts w:ascii="Times New Roman" w:hAnsi="Times New Roman"/>
+        <w:color w:val="6B6B66"/>
+        <w:sz w:val="16"/>
+      </w:rPr>
+      <w:tab/>
+      <w:t xml:space="preserve">Seite </w:t>
+    </w:r>
+    <w:r>
+      <w:rPr>
+        <w:rFonts w:ascii="Times New Roman" w:hAnsi="Times New Roman"/>
+        <w:color w:val="6B6B66"/>
+        <w:sz w:val="16"/>
+      </w:rPr>
+      <w:fldChar w:fldCharType="begin"/>
+      <w:instrText xml:space="preserve"> PAGE </w:instrText>
+      <w:fldChar w:fldCharType="end"/>
+    </w:r>
+  </w:p>
+</w:ftr>
+</file>
+
+<file path=word/header1.xml><?xml version="1.0" encoding="utf-8"?>
+<w:hdr xmlns:m="http://schemas.openxmlformats.org/officeDocument/2006/math" xmlns:mc="http://schemas.openxmlformats.org/markup-compatibility/2006" xmlns:mo="http://schemas.microsoft.com/office/mac/office/2008/main" xmlns:mv="urn:schemas-microsoft-com:mac:vml" xmlns:o="urn:schemas-microsoft-com:office:office" xmlns:r="http://schemas.openxmlformats.org/officeDocument/2006/relationships" xmlns:v="urn:schemas-microsoft-com:vml" xmlns:w10="urn:schemas-microsoft-com:office:word" xmlns:w14="http://schemas.microsoft.com/office/word/2010/wordml" xmlns:w="http://schemas.openxmlformats.org/wordprocessingml/2006/main" xmlns:wne="http://schemas.microsoft.com/office/word/2006/wordml" xmlns:wp14="http://schemas.microsoft.com/office/word/2010/wordprocessingDrawing" xmlns:wp="http://schemas.openxmlformats.org/drawingml/2006/wordprocessingDrawing" xmlns:wpc="http://schemas.microsoft.com/office/word/2010/wordprocessingCanvas" xmlns:wpg="http://schemas.microsoft.com/office/word/2010/wordprocessingGroup" xmlns:wpi="http://schemas.microsoft.com/office/word/2010/wordprocessingInk" xmlns:wps="http://schemas.microsoft.com/office/word/2010/wordprocessingShape" mc:Ignorable="w14 wp14">
+  <w:p>
+    <w:pPr>
+      <w:pStyle w:val="Header"/>
+      <w:jc w:val="left"/>
+    </w:pPr>
+    <w:r/>
+    <w:r>
+      <w:rPr>
+        <w:rFonts w:ascii="Times New Roman" w:hAnsi="Times New Roman"/>
+        <w:b/>
+        <w:color w:val="3B3F45"/>
+        <w:sz w:val="24"/>
+      </w:rPr>
+      <w:t>die vollständigen Gerichtsakten (eAkte beA</w:t>
+    </w:r>
+  </w:p>
+  <w:p>
+    <w:pPr>
+      <w:jc w:val="left"/>
+      <w:pBdr>
+        <w:bottom w:val="single" w:sz="6" w:space="2" w:color="3B3F45"/>
+      </w:pBdr>
+    </w:pPr>
+    <w:r>
+      <w:rPr>
+        <w:rFonts w:ascii="Times New Roman" w:hAnsi="Times New Roman"/>
+        <w:color w:val="6B6B66"/>
+        <w:sz w:val="16"/>
+      </w:rPr>
+      <w:t>Übermittlung an BGH-Kanzlei via beA-Postfach)</w:t>
+    </w:r>
+  </w:p>
+</w:hdr>
 </file>
 
 <file path=word/numbering.xml><?xml version="1.0" encoding="utf-8"?>
